--- a/priemka-bot-kit/Отчёт о доработке бота.docx
+++ b/priemka-bot-kit/Отчёт о доработке бота.docx
@@ -116,7 +116,7 @@
           <w:sz w:val="22"/>
           <w:szCs w:val="22"/>
         </w:rPr>
-        <w:t xml:space="preserve"> — заявки на доступ, обзор записей, версии и восстановление, комментарии, сводка, выгрузки в Excel, сверка с реестром.</w:t>
+        <w:t xml:space="preserve"> — заявки на доступ, обзор записей, версии и восстановление, комментарии, сводка, выгрузки в Excel (в том числе журнал за любой период), сверка с реестром.</w:t>
       </w:r>
     </w:p>
     <w:p>
@@ -136,7 +136,7 @@
           <w:sz w:val="22"/>
           <w:szCs w:val="22"/>
         </w:rPr>
-        <w:t xml:space="preserve">49 автотестов</w:t>
+        <w:t xml:space="preserve">50 автотестов</w:t>
       </w:r>
       <w:r>
         <w:rPr>
@@ -1848,7 +1848,7 @@
                 <w:sz w:val="19"/>
                 <w:szCs w:val="19"/>
               </w:rPr>
-              <w:t xml:space="preserve">49 автотестов на эмуляторе MAX и Яндекс.Диска; тестовая папка на Диске для проверок.</w:t>
+              <w:t xml:space="preserve">50 автотестов на эмуляторе MAX и Яндекс.Диска; тестовая папка на Диске для проверок.</w:t>
             </w:r>
           </w:p>
         </w:tc>
@@ -4581,7 +4581,7 @@
     </w:p>
     <w:p>
       <w:pPr>
-        <w:spacing w:after="120"/>
+        <w:spacing w:after="60"/>
       </w:pPr>
       <w:r>
         <w:rPr>
@@ -4591,15 +4591,43 @@
           <w:sz w:val="22"/>
           <w:szCs w:val="22"/>
         </w:rPr>
-        <w:t xml:space="preserve">Дополнительно: </w:t>
+        <w:t xml:space="preserve">Дополнительно:</w:t>
       </w:r>
+    </w:p>
+    <w:p>
+      <w:pPr>
+        <w:pStyle w:val="ListParagraph"/>
+        <w:numPr>
+          <w:ilvl w:val="0"/>
+          <w:numId w:val="2"/>
+        </w:numPr>
+        <w:spacing w:after="60"/>
+      </w:pPr>
       <w:r>
         <w:rPr>
           <w:rFonts w:ascii="Arial" w:cs="Arial" w:eastAsia="Arial" w:hAnsi="Arial"/>
           <w:sz w:val="22"/>
           <w:szCs w:val="22"/>
         </w:rPr>
-        <w:t xml:space="preserve">в обзоре записей на каждом уровне и на кнопках папок показывается, сколько видео лежит внутри со всеми вложенными папками.</w:t>
+        <w:t xml:space="preserve">В обзоре записей на каждом уровне и на кнопках папок показывается, сколько видео лежит внутри со всеми вложенными папками.</w:t>
+      </w:r>
+    </w:p>
+    <w:p>
+      <w:pPr>
+        <w:pStyle w:val="ListParagraph"/>
+        <w:numPr>
+          <w:ilvl w:val="0"/>
+          <w:numId w:val="2"/>
+        </w:numPr>
+        <w:spacing w:after="60"/>
+      </w:pPr>
+      <w:r>
+        <w:rPr>
+          <w:rFonts w:ascii="Arial" w:cs="Arial" w:eastAsia="Arial" w:hAnsi="Arial"/>
+          <w:sz w:val="22"/>
+          <w:szCs w:val="22"/>
+        </w:rPr>
+        <w:t xml:space="preserve">Журнал за любой период одним файлом Excel: «Весь журнал», «Этот месяц», «Прошлый месяц» или свои даты (например, 01.09.2026-15.10.2026 или 09.2026). В файле — журнал по порядку и листы итогов по действиям и по людям.</w:t>
       </w:r>
     </w:p>
     <w:p>

--- a/priemka-bot-kit/Отчёт о доработке бота.docx
+++ b/priemka-bot-kit/Отчёт о доработке бота.docx
@@ -80,7 +80,7 @@
           <w:sz w:val="22"/>
           <w:szCs w:val="22"/>
         </w:rPr>
-        <w:t xml:space="preserve">16 исправлений</w:t>
+        <w:t xml:space="preserve">17 исправлений</w:t>
       </w:r>
       <w:r>
         <w:rPr>
@@ -136,7 +136,7 @@
           <w:sz w:val="22"/>
           <w:szCs w:val="22"/>
         </w:rPr>
-        <w:t xml:space="preserve">50 автотестов</w:t>
+        <w:t xml:space="preserve">55 автотестов</w:t>
       </w:r>
       <w:r>
         <w:rPr>
@@ -1848,7 +1848,7 @@
                 <w:sz w:val="19"/>
                 <w:szCs w:val="19"/>
               </w:rPr>
-              <w:t xml:space="preserve">50 автотестов на эмуляторе MAX и Яндекс.Диска; тестовая папка на Диске для проверок.</w:t>
+              <w:t xml:space="preserve">55 автотестов на эмуляторе MAX и Яндекс.Диска; тестовая папка на Диске для проверок.</w:t>
             </w:r>
           </w:p>
         </w:tc>
@@ -1953,6 +1953,107 @@
                 <w:szCs w:val="19"/>
               </w:rPr>
               <w:t xml:space="preserve">Показывается полностью.</w:t>
+            </w:r>
+          </w:p>
+        </w:tc>
+      </w:tr>
+      <w:tr>
+        <w:trPr>
+          <w:cantSplit/>
+        </w:trPr>
+        <w:tc>
+          <w:tcPr>
+            <w:tcW w:type="dxa" w:w="560"/>
+            <w:tcBorders>
+              <w:top w:val="single" w:color="BFBFBF" w:sz="4"/>
+              <w:left w:val="single" w:color="BFBFBF" w:sz="4"/>
+              <w:bottom w:val="single" w:color="BFBFBF" w:sz="4"/>
+              <w:right w:val="single" w:color="BFBFBF" w:sz="4"/>
+            </w:tcBorders>
+            <w:tcMar>
+              <w:top w:type="dxa" w:w="60"/>
+              <w:left w:type="dxa" w:w="100"/>
+              <w:bottom w:type="dxa" w:w="60"/>
+              <w:right w:type="dxa" w:w="100"/>
+            </w:tcMar>
+          </w:tcPr>
+          <w:p>
+            <w:pPr>
+              <w:spacing w:after="0"/>
+            </w:pPr>
+            <w:r>
+              <w:rPr>
+                <w:rFonts w:ascii="Arial" w:cs="Arial" w:eastAsia="Arial" w:hAnsi="Arial"/>
+                <w:b w:val="false"/>
+                <w:bCs w:val="false"/>
+                <w:sz w:val="19"/>
+                <w:szCs w:val="19"/>
+              </w:rPr>
+              <w:t xml:space="preserve">17</w:t>
+            </w:r>
+          </w:p>
+        </w:tc>
+        <w:tc>
+          <w:tcPr>
+            <w:tcW w:type="dxa" w:w="4400"/>
+            <w:tcBorders>
+              <w:top w:val="single" w:color="BFBFBF" w:sz="4"/>
+              <w:left w:val="single" w:color="BFBFBF" w:sz="4"/>
+              <w:bottom w:val="single" w:color="BFBFBF" w:sz="4"/>
+              <w:right w:val="single" w:color="BFBFBF" w:sz="4"/>
+            </w:tcBorders>
+            <w:tcMar>
+              <w:top w:type="dxa" w:w="60"/>
+              <w:left w:type="dxa" w:w="100"/>
+              <w:bottom w:type="dxa" w:w="60"/>
+              <w:right w:type="dxa" w:w="100"/>
+            </w:tcMar>
+          </w:tcPr>
+          <w:p>
+            <w:pPr>
+              <w:spacing w:after="0"/>
+            </w:pPr>
+            <w:r>
+              <w:rPr>
+                <w:rFonts w:ascii="Arial" w:cs="Arial" w:eastAsia="Arial" w:hAnsi="Arial"/>
+                <w:b w:val="false"/>
+                <w:bCs w:val="false"/>
+                <w:sz w:val="19"/>
+                <w:szCs w:val="19"/>
+              </w:rPr>
+              <w:t xml:space="preserve">Две архивации одной записи в одну секунду (восстановили версию и сразу заменили) обрывали замену ошибкой.</w:t>
+            </w:r>
+          </w:p>
+        </w:tc>
+        <w:tc>
+          <w:tcPr>
+            <w:tcW w:type="dxa" w:w="4678"/>
+            <w:tcBorders>
+              <w:top w:val="single" w:color="BFBFBF" w:sz="4"/>
+              <w:left w:val="single" w:color="BFBFBF" w:sz="4"/>
+              <w:bottom w:val="single" w:color="BFBFBF" w:sz="4"/>
+              <w:right w:val="single" w:color="BFBFBF" w:sz="4"/>
+            </w:tcBorders>
+            <w:tcMar>
+              <w:top w:type="dxa" w:w="60"/>
+              <w:left w:type="dxa" w:w="100"/>
+              <w:bottom w:type="dxa" w:w="60"/>
+              <w:right w:type="dxa" w:w="100"/>
+            </w:tcMar>
+          </w:tcPr>
+          <w:p>
+            <w:pPr>
+              <w:spacing w:after="0"/>
+            </w:pPr>
+            <w:r>
+              <w:rPr>
+                <w:rFonts w:ascii="Arial" w:cs="Arial" w:eastAsia="Arial" w:hAnsi="Arial"/>
+                <w:b w:val="false"/>
+                <w:bCs w:val="false"/>
+                <w:sz w:val="19"/>
+                <w:szCs w:val="19"/>
+              </w:rPr>
+              <w:t xml:space="preserve">Архивная версия получает следующее свободное имя.</w:t>
             </w:r>
           </w:p>
         </w:tc>
@@ -4628,6 +4729,24 @@
           <w:szCs w:val="22"/>
         </w:rPr>
         <w:t xml:space="preserve">Журнал за любой период одним файлом Excel: «Весь журнал», «Этот месяц», «Прошлый месяц» или свои даты (например, 01.09.2026-15.10.2026 или 09.2026). В файле — журнал по порядку и листы итогов по действиям и по людям.</w:t>
+      </w:r>
+    </w:p>
+    <w:p>
+      <w:pPr>
+        <w:pStyle w:val="ListParagraph"/>
+        <w:numPr>
+          <w:ilvl w:val="0"/>
+          <w:numId w:val="2"/>
+        </w:numPr>
+        <w:spacing w:after="60"/>
+      </w:pPr>
+      <w:r>
+        <w:rPr>
+          <w:rFonts w:ascii="Arial" w:cs="Arial" w:eastAsia="Arial" w:hAnsi="Arial"/>
+          <w:sz w:val="22"/>
+          <w:szCs w:val="22"/>
+        </w:rPr>
+        <w:t xml:space="preserve">Реестр записей со ссылками для дашборда Yandex DataLens: плоская таблица всех записей с публичной ссылкой на каждое видео. Копия лежит на Диске (_Отчёты/Реестр записей.xlsx) и обновляется каждое утро. Перед первой выгрузкой — предупреждение; старые версии и удалённые записи теряют ссылку автоматически; есть кнопка «Закрыть все публичные ссылки».</w:t>
       </w:r>
     </w:p>
     <w:p>
